--- a/uts/UTS.docx
+++ b/uts/UTS.docx
@@ -259,6 +259,7 @@
       <w:r>
         <w:rPr>
           <w:rFonts w:ascii="Times New Roman" w:hAnsi="Times New Roman" w:cs="Times New Roman"/>
+          <w:noProof/>
           <w:lang w:val="en-ID"/>
         </w:rPr>
         <w:drawing>
@@ -757,6 +758,7 @@
           <w:rFonts w:ascii="Times New Roman" w:hAnsi="Times New Roman" w:cs="Times New Roman"/>
           <w:b/>
           <w:bCs/>
+          <w:noProof/>
           <w:lang w:val="en-ID"/>
         </w:rPr>
         <w:drawing>
@@ -1000,6 +1002,7 @@
       <w:r>
         <w:rPr>
           <w:rFonts w:ascii="Times New Roman" w:hAnsi="Times New Roman" w:cs="Times New Roman"/>
+          <w:noProof/>
         </w:rPr>
         <w:lastRenderedPageBreak/>
         <w:drawing>
@@ -1214,6 +1217,7 @@
       <w:r>
         <w:rPr>
           <w:rFonts w:ascii="Times New Roman" w:hAnsi="Times New Roman" w:cs="Times New Roman"/>
+          <w:noProof/>
         </w:rPr>
         <w:drawing>
           <wp:anchor distT="0" distB="0" distL="114300" distR="114300" simplePos="0" relativeHeight="251665408" behindDoc="0" locked="0" layoutInCell="1" allowOverlap="1" wp14:anchorId="3ABA1D18" wp14:editId="41287A88">
@@ -1471,18 +1475,19 @@
           <w:rFonts w:ascii="Times New Roman" w:hAnsi="Times New Roman" w:cs="Times New Roman"/>
           <w:b/>
           <w:bCs/>
+          <w:noProof/>
           <w:sz w:val="32"/>
           <w:szCs w:val="32"/>
         </w:rPr>
         <w:lastRenderedPageBreak/>
         <w:drawing>
-          <wp:anchor distT="0" distB="0" distL="114300" distR="114300" simplePos="0" relativeHeight="251667456" behindDoc="0" locked="0" layoutInCell="1" allowOverlap="1" wp14:anchorId="7AF469A9" wp14:editId="33E5FE73">
+          <wp:anchor distT="0" distB="0" distL="114300" distR="114300" simplePos="0" relativeHeight="251667456" behindDoc="0" locked="0" layoutInCell="1" allowOverlap="1" wp14:anchorId="7AF469A9" wp14:editId="74A0D7F9">
             <wp:simplePos x="0" y="0"/>
             <wp:positionH relativeFrom="page">
-              <wp:posOffset>914400</wp:posOffset>
+              <wp:posOffset>857250</wp:posOffset>
             </wp:positionH>
             <wp:positionV relativeFrom="page">
-              <wp:posOffset>1468120</wp:posOffset>
+              <wp:posOffset>1239520</wp:posOffset>
             </wp:positionV>
             <wp:extent cx="5725160" cy="7011035"/>
             <wp:effectExtent l="0" t="0" r="8890" b="0"/>
@@ -1529,6 +1534,52 @@
         </w:rPr>
         <w:t>SOAL 5: PROGRAM PARKIR</w:t>
       </w:r>
+    </w:p>
+    <w:p>
+      <w:pPr>
+        <w:rPr>
+          <w:rFonts w:ascii="Times New Roman" w:hAnsi="Times New Roman" w:cs="Times New Roman"/>
+          <w:sz w:val="32"/>
+          <w:szCs w:val="32"/>
+        </w:rPr>
+      </w:pPr>
+      <w:r>
+        <w:rPr>
+          <w:rFonts w:ascii="Times New Roman" w:hAnsi="Times New Roman" w:cs="Times New Roman"/>
+          <w:sz w:val="28"/>
+          <w:szCs w:val="28"/>
+        </w:rPr>
+        <w:t xml:space="preserve">Link </w:t>
+      </w:r>
+      <w:proofErr w:type="gramStart"/>
+      <w:r>
+        <w:rPr>
+          <w:rFonts w:ascii="Times New Roman" w:hAnsi="Times New Roman" w:cs="Times New Roman"/>
+          <w:sz w:val="28"/>
+          <w:szCs w:val="28"/>
+        </w:rPr>
+        <w:t>Code :</w:t>
+      </w:r>
+      <w:proofErr w:type="gramEnd"/>
+      <w:r>
+        <w:rPr>
+          <w:rFonts w:ascii="Times New Roman" w:hAnsi="Times New Roman" w:cs="Times New Roman"/>
+          <w:sz w:val="28"/>
+          <w:szCs w:val="28"/>
+        </w:rPr>
+        <w:t xml:space="preserve"> </w:t>
+      </w:r>
+      <w:hyperlink r:id="rId11" w:history="1">
+        <w:r>
+          <w:rPr>
+            <w:rStyle w:val="Hyperlink"/>
+            <w:rFonts w:ascii="Times New Roman" w:hAnsi="Times New Roman" w:cs="Times New Roman"/>
+            <w:sz w:val="32"/>
+            <w:szCs w:val="32"/>
+          </w:rPr>
+          <w:t>https://github.com/Denmasmolano21/tugas_semester_1/tree/main/uts</w:t>
+        </w:r>
+      </w:hyperlink>
     </w:p>
     <w:p>
       <w:pPr>
@@ -2431,6 +2482,7 @@
   <w:style w:type="character" w:default="1" w:styleId="DefaultParagraphFont">
     <w:name w:val="Default Paragraph Font"/>
     <w:uiPriority w:val="1"/>
+    <w:semiHidden/>
     <w:unhideWhenUsed/>
   </w:style>
   <w:style w:type="table" w:default="1" w:styleId="TableNormal">
@@ -2742,6 +2794,29 @@
       <w:smallCaps/>
       <w:color w:val="2F5496" w:themeColor="accent1" w:themeShade="BF"/>
       <w:spacing w:val="5"/>
+    </w:rPr>
+  </w:style>
+  <w:style w:type="character" w:styleId="Hyperlink">
+    <w:name w:val="Hyperlink"/>
+    <w:basedOn w:val="DefaultParagraphFont"/>
+    <w:uiPriority w:val="99"/>
+    <w:unhideWhenUsed/>
+    <w:rsid w:val="00CB0A70"/>
+    <w:rPr>
+      <w:color w:val="0563C1" w:themeColor="hyperlink"/>
+      <w:u w:val="single"/>
+    </w:rPr>
+  </w:style>
+  <w:style w:type="character" w:styleId="UnresolvedMention">
+    <w:name w:val="Unresolved Mention"/>
+    <w:basedOn w:val="DefaultParagraphFont"/>
+    <w:uiPriority w:val="99"/>
+    <w:semiHidden/>
+    <w:unhideWhenUsed/>
+    <w:rsid w:val="00CB0A70"/>
+    <w:rPr>
+      <w:color w:val="605E5C"/>
+      <w:shd w:val="clear" w:color="auto" w:fill="E1DFDD"/>
     </w:rPr>
   </w:style>
 </w:styles>
